--- a/example_articles/race_ethnicity/Unspecified/3.race_ethnicity_Unspecified_New_York_Times.docx
+++ b/example_articles/race_ethnicity/Unspecified/3.race_ethnicity_Unspecified_New_York_Times.docx
@@ -32,12 +32,12 @@
     </w:p>
     <w:p>
       <w:r>
-        <w:t>Extracted race/ethnicity: NA</w:t>
+        <w:t>Raw race_ethnicity result: NA</w:t>
       </w:r>
     </w:p>
     <w:p>
       <w:r>
-        <w:t>Race/Ethnicity (Standardized): Unspecified</w:t>
+        <w:t>race_ethnicity_stand_flat (Standardized): Unspecified</w:t>
       </w:r>
     </w:p>
     <w:p>

--- a/example_articles/race_ethnicity/Unspecified/3.race_ethnicity_Unspecified_New_York_Times.docx
+++ b/example_articles/race_ethnicity/Unspecified/3.race_ethnicity_Unspecified_New_York_Times.docx
@@ -27,17 +27,17 @@
     </w:p>
     <w:p>
       <w:r>
-        <w:t>Source File: NYT/53.DOCX</w:t>
+        <w:t>Source file: NYT/53.DOCX</w:t>
       </w:r>
     </w:p>
     <w:p>
       <w:r>
-        <w:t>Raw race_ethnicity result: NA</w:t>
+        <w:t>Raw race ethnicity result, 'race_ethnicity': NA</w:t>
       </w:r>
     </w:p>
     <w:p>
       <w:r>
-        <w:t>race_ethnicity_stand_flat (Standardized): Unspecified</w:t>
+        <w:t>Standardized race ethnicity result, 'race_ethnicity_stand_flat': Unspecified</w:t>
       </w:r>
     </w:p>
     <w:p>

--- a/example_articles/race_ethnicity/Unspecified/3.race_ethnicity_Unspecified_New_York_Times.docx
+++ b/example_articles/race_ethnicity/Unspecified/3.race_ethnicity_Unspecified_New_York_Times.docx
@@ -7,7 +7,7 @@
         <w:pStyle w:val="Heading1"/>
       </w:pPr>
       <w:r>
-        <w:t>Barry Guilty on One Drug Count; Mistral is Declared on Felonies</w:t>
+        <w:t>Talk of a Puerto Rico Town: Buried Treasure, No Kidding</w:t>
       </w:r>
     </w:p>
     <w:p>
@@ -17,17 +17,17 @@
     </w:p>
     <w:p>
       <w:r>
-        <w:t>Date: 1990-08-11</w:t>
+        <w:t>Date: 1990-04-18</w:t>
       </w:r>
     </w:p>
     <w:p>
       <w:r>
-        <w:t>Section: Section 1; Page 1, Column 1; National Desk</w:t>
+        <w:t>Section: Section A; Page 1, Column 5; National Desk</w:t>
       </w:r>
     </w:p>
     <w:p>
       <w:r>
-        <w:t>Source file: NYT/53.DOCX</w:t>
+        <w:t>Source file: NYT/47.DOCX</w:t>
       </w:r>
     </w:p>
     <w:p>
@@ -49,99 +49,81 @@
     </w:p>
     <w:p>
       <w:r>
-        <w:t>The jury in the trial of Mayor Marion S. Barry Jr. convicted him today of one misdemeanor count of drug possession and acquitted him of another misdemeanor drug charge. But it failed to reach a verdict on the 12 remaining charges, including the most serious ones.</w:t>
+        <w:t>Most of the millions are still missing, sending F.B.I. agents scrambling for leads from villagers who won't admit to knowing very much about the buried treasure of Vega Baja.</w:t>
         <w:br/>
-        <w:t>Judge Thomas Penfield Jackson declared a mistrial on those 12 counts, and the Federal prosecutors said they were uncertain whether to seek a new trial on the unresolved charges.</w:t>
+        <w:t>But it's the talk of the town in this seaside village, where Federal agents say at least 10 hefty plastic drums stuffed with as much as $20 million in cash were dug up by local residents about three weeks ago, fueling an Easter season spending spree by giddily nouveau riche villagers, who began plunking down bricks of greenbacks to buy houses, cars and adult toys of the consumer age.</w:t>
         <w:br/>
-        <w:t>The verdict ended a sensational trial that attracted national attention and transformed the political landscape of the city of Washington. Many local residents were saddened and angered by the eight weeks of testimony that portrayed the top local official in the District of Columbia, a three-term Mayor, as a drug user. Others were outraged by what they considered a vendetta by prosecutors, most of whom were white, against one of the country's most prominent black politicians.</w:t>
-        <w:br/>
-        <w:t>The jurors refused to say why they reached the two verdicts or how they were divided on the other counts. [Page 12.] Judge Jackson set a hearing for Sept. 17 when prosecutors can request a new trial and when Mr. Barry's lawyers can appeal the single conviction. The Mayor was released on his own recognizance pending the hearing.</w:t>
-        <w:br/>
-        <w:t>''We will assess the case to determine how we should proceed from here,'' said the prosecutor, United States Attorney Jay B. Stephens.</w:t>
-        <w:br/>
-        <w:t>Mr. Barry could be sentenced to up to a year in prison and fined $100,000 on the possession conviction, although it is rare for a judge to require jail time for a first-time offender on such a charge.</w:t>
-        <w:br/>
-        <w:t>The Mayor broke into a broad grin upon hearing the verdict. He refused to comment upon leaving the courthouse, sending word through his office that he would keep his thoughts to himself until a news conference on Saturday.</w:t>
-        <w:br/>
-        <w:t>Tonight the jury foreman, Edward Eagles, answered questions for half an hour on his lawn in Northwest Washington, but he declined to give specific information the divisions among the jurors.</w:t>
-        <w:br/>
-        <w:t>Mr. Eagles, a teacher at a local preparatory school, said there was ''no anger'' but ''differences over tough issues.''</w:t>
-        <w:br/>
-        <w:t>Asked why the jury deadlocked, Mr. Eagles said, ''Never forget that famous phrase in law, 'beyond a reasonable doubt.' That's a very, very tough standard to meet.''</w:t>
-        <w:br/>
-        <w:t>Another juror, Johnnie Mae Hardeman, said that on one key count the vote was six to six. This was the crack possession charge that arose from Mr. Barry's arrest in a Federal ''sting'' operation at the Vista Hotel in Washington in January. A videotape of his arrest, entered into evidence and broadcast repeatedly on television, came to symbolize the case for many people who argued about the events it depicted.</w:t>
-        <w:br/>
-        <w:t>''I think it was entrapment,'' Ms. Hardeman said, referring to the Government operation and the tape, in which Mr. Barry was seen smoking crack. ''That's all it was.''</w:t>
-        <w:br/>
-        <w:t>The Mayor and his lawyers contended throughout the trial that he was tricked into smoking the drug.</w:t>
-        <w:br/>
-        <w:t>Mr. Barry's political future remains unclear. He said during jury selection in June that he did not intend to seek re-election to a fourth four-year term this year because the city needed to ''heal'' from the divisions caused by his case and because he needed more time to recover from addiction to alcohol and prescription drugs.</w:t>
-        <w:br/>
-        <w:t>Conviction on any of the three felony charges he faced would have precluded his serving as an elected official. But a misdemeanor conviction carries no such restriction and Mr. Barry is now free to change his mind, although he probably would have run as an independent since filing dates for the Democratic and Republican primaries have passed.</w:t>
+        <w:t>The conspicuous consumption did not take long to attract attention in a town of narrow streets, thin wallets and prying eyes.</w:t>
         <w:br/>
         <w:t xml:space="preserve"> </w:t>
         <w:br/>
-        <w:t>'We Feel Very Lucky'</w:t>
+        <w:t>'They Just Began Spending'</w:t>
         <w:br/>
-        <w:t>The Mayor's chief lawyer, R. Kenneth Mundy, said after the verdict, ''We feel very lucky.'' His client, who has been Mayor since 1978, took a deliberate walk around the block-square courthouse, trailed by a clutch of supporters who chanted, ''Barry! Barry! Four more years!'' Speaking to reporters outside the courthouse, Mr. Stephens said the trial demonstrated that ''the clutches of illegal drug use are beyond no one and it also emphatically emphasizes that no one is above the law.''</w:t>
+        <w:t>''They weren't pros,'' said Lieut. Jose Alvarez of the local Police Department's division of drugs and narcotics, describing those who found and spent part of the buried trove. ''They just began spending and they got caught.''</w:t>
         <w:br/>
-        <w:t>As Mr. Stephens spoke, he was jeered by jubilant Barry supporters chanting, ''Who's next, Mr. Stephens?'' Mr. Stephens had to shout to be heard over the boos.</w:t>
+        <w:t>But police officials say it seems likely that those who buried the cash under several feet of wet reddish-brown earth were anything but amateurs.</w:t>
         <w:br/>
-        <w:t>As jurors filed out of the courtroom after being dismissed by Judge Jackson, one let out a whoop of relief.</w:t>
+        <w:t>Lieutenant Alvarez and the United States Attorney for Puerto Rico, Daniel Lopez Romo, said in interviews that they thought the money was hidden by a drug ring that has used Puerto Rico as a shipping point for large parcels of cocaine bound for the United States from South America.</w:t>
+        <w:br/>
+        <w:t>The police say this strong suspicion has made the residents of Vega Baja even more wary of outsiders than usual, because they fear that the drug baron who buried the money will send gunmen in to teach a lesson to those who pinched hidden millions.</w:t>
         <w:br/>
         <w:t xml:space="preserve"> </w:t>
         <w:br/>
-        <w:t>Reflection in Neighborhoods</w:t>
+        <w:t>'Afraid of the Dealers'</w:t>
         <w:br/>
-        <w:t>Along Georgia Avenue and along 14th Street, two thoroughfares through poor and working-class black neighborhoods where the Mayor has continued to draw substantial support, the verdict was greeted with reflection, rather than spontaneous celebration.</w:t>
+        <w:t>''They are afraid of the dealers,'' said Lieutenant Alvarez.</w:t>
         <w:br/>
-        <w:t>''I think the verdict shows fairness and justice and some elements of feeling toward Marion Barry,'' said Shawn X. Brackeen, a 32-year-old member of the Nation of Islam who was walking up Georgia Avenue passing out political pamphlets. Turning to Earl Lewis, 31, and Anita Cleary, 32, who were walking with him, he said, ''Look at all the money they spent trying to get your brother.''</w:t>
+        <w:t>Mr. Lopez Romo said he would confiscate money that had not been spent if he could prove that it was earned from drug dealing or criminal activity. But he added that so far no charges had been filed against anyone, since ''finding money'' is not a crime. If the ownership of the money cannot be proved, he added, those who dug it up could can apparently claim it but would will have to pay taxes on it.</w:t>
         <w:br/>
-        <w:t>Mr. Lewis, who described himself as ''a part-time accountant and part-time janitor,'' said he would have preferred that the Mayor be acquitted on all counts, but Ms. Cleary interrupted him and said the one guilty verdict ''was there to satisfy the prosecution; that verdict's fair the way they gave it.''</w:t>
+        <w:t>In a story that seems to grow more bizarre as details emerge, local officials say there appears to be a possibility that the barrels of cash are part of the ill-gained proceeds of a regional drug ring headed by a locally infamous dealer, Sonia Berrios.</w:t>
+        <w:br/>
+        <w:t>According to Mr. Lopez Romo, Ms. Berrios is a fugitive being sought on numerous counts of drug dealing. Some of the top people in her organization lived in the area, he said, but adding ed that it was too early to say whether they buried the cache.</w:t>
+        <w:br/>
+        <w:t>But the United States Attorney said he had no doubt that the money was tainted. ''Hey, money isn't hatched in the earth,'' he said. ''Someone put it there. It's obvious this is dirty money.''</w:t>
         <w:br/>
         <w:t xml:space="preserve"> </w:t>
         <w:br/>
-        <w:t>Willing to Accept Verdict</w:t>
+        <w:t>Bring On the Shovels</w:t>
         <w:br/>
-        <w:t>''I'm willing to accept the verdict of the jury,'' said the Rev. Ernest R. Gibson, pastor of the First Rising Mount Zion Baptist Church, which has one of the city's largest congregations. ''I think there are many of us who hope it's over and now we can put our energy toward reconciliation. What pleased me about the decision is the potential that the Mayor will come out of this without incarceration.''</w:t>
+        <w:t>Police officials will not divulge the exact location of the buried cash, but say it was an isolated farm in the hills between Vega Baja, about 25 miles from San Juan, and the neighboring town of Vega Alta.</w:t>
         <w:br/>
-        <w:t>The Mayor was charged with 10 misdemeanor counts of possessing cocaine, three felony counts of lying to a grand jury about drug use and a single misdemeanor count that he conspired to obtain and use drugs.</w:t>
+        <w:t>''People have dug about 20 holes looking for it,'' said Officer Luis Perez as he manned the desk in the local police station.</w:t>
         <w:br/>
-        <w:t>During the trial, the prosecution put on witnesses who testified that they had seen Mr. Barry use cocaine at least 250 times over 10 years, in places as diverse as the basement of his home here and the galley of a sailing boat in the Virgin Islands.</w:t>
+        <w:t>Angel Manuel Melendez, a local hardware store owner, said, ''People from around here are looking for it with shovels and tools, but I haven't seen a penny.''</w:t>
         <w:br/>
-        <w:t>The count on which Mr. Barry was found guilty alleged that he used cocaine at a downtown hotel, the Mayflower, with a longtime friend, Doris Crenshaw, in November 1989. The defense argued that Ms. Crenshaw could not fix the date precisely, but the prosecution produced a hotel bill that indicated she had stayed at the hotel and had placed a phone call to Mr. Barry.</w:t>
+        <w:t>Lieutenant Alvarez said the current theory about the origins of the money and how it was found was that members of the drug ring buried the barrels in a carefully constructed cache, with false bottoms and wooden floors to deflect rainwater.</w:t>
+        <w:br/>
+        <w:t>He said the gang extracted the money over several months, but added that word got out to a group of at least 10 villagers in the tough working-class neighborhood of La Trocha, a faded district of dented cars and knots of teen-agers and old men who squint at the asphalt with a cigarette in one hand and a sweating can of local Medalla beer in the other.</w:t>
+        <w:br/>
+        <w:t>The villagers went to the site one night about three weeks ago and found a barrel still stuffed with more than $1 million in bills of $20 and $100, Lieutenant Alvarez said.</w:t>
         <w:br/>
         <w:t xml:space="preserve"> </w:t>
         <w:br/>
-        <w:t>Not Guilty Count</w:t>
+        <w:t>Toyotas, Volvos and More</w:t>
         <w:br/>
-        <w:t>The count on which Mr. Barry was found not guilty alleged that a drug dealer, Lydia Pearson, sold him three $30 bags of crack in the office of a City Hall annex on September 7, 1988. Ms. Pearson testified that she also handed the Mayor a job application with the crack. But the defense contended that Mr. Barry never went to the annex that day and presented witnesses who testified that he was at a Fire Department meeting at the time.</w:t>
+        <w:t>Pleased with their luck, the villagers apparently took the money and ran. They began to buy Toyotas and Volvos, pay off years of debts and deposit wads of cash at local banks.</w:t>
         <w:br/>
-        <w:t>The jury of nine women and three men, mostly middle-age, deliberated eight days on the evidence. On Thursday, one of the jurors was hospitalized for stress and depression, but she returned this morning.</w:t>
+        <w:t>But Lieutenant Alvarez said the gang that buried the money probably took out more than $15 million from at least nine other barrels that were found empty at the site by agents of the Federal Bureau of Investigation.</w:t>
         <w:br/>
-        <w:t>Shortly before 4 p.m. today, the jury sent word to Judge Jackson that it needed instructions about what to do about charges on which it could not reach agreement. He summoned the panel and asked it whether it had resolved any of the 14 counts and, if so, whether it was ready to announce its finding.</w:t>
+        <w:t>Mr. Lopez Romo said: ''The question we're asking is, What is the source of the money and where is the cash?'' Mr. Lopez Romo said. ''The money we have recovered is minimal.''</w:t>
         <w:br/>
-        <w:t>The jury reported it had resolved two counts and was ready to announce the findings but was deadlocked on the remaining charges. Then, once the two findings had been announced, the judge asked the jury to retire and determine whether further deliberation might break the impasse.</w:t>
+        <w:t>Two residents acknowledged that F.B.I. agents had combed the streets, but said they knew nothing about any money, buried or otherwise. A man with a brand-new Cadillac in front of a rundown house smiled politely and said: ''I don't know anything. I'm just visiting.'' To further questions, he simply smiled.</w:t>
         <w:br/>
-        <w:t>A few minutes later, the panel returned and said it was hopeless to continue.</w:t>
+        <w:t>Luis Oliveira, 18 years old, said F.B.I. agents ''had been ''looking high and low'' in the neighborhood. But he said he knew nothing about the missing money, though he added, that if he did he would not broadcast it.</w:t>
         <w:br/>
-        <w:t>The panel had been sequestered from the start of testimony, with the judge citing the intense news coverage and deep emotions the case had stirred in the community.</w:t>
+        <w:t>''Let me tell you,'' he said, '' if I found $2 million, you'd never know about it.''</w:t>
         <w:br/>
-        <w:t>Federal prosecutors contended that Mr. Barry, who sought treatment earlier this year for what he said was addiction to alcohol and prescription drugs, was a confirmed drug addict who from 1983 to 1990 used cocaine, opium and marijuana.</w:t>
+        <w:t xml:space="preserve"> </w:t>
         <w:br/>
-        <w:t>At first, Mr. Barry, who did not take the stand, flatly denied the charges and contended that he had been singled out for prosecution because he was the black leader of a predominantly black city. That assertion was echoed by a number of other prominent blacks and some local residents.</w:t>
+        <w:t>'Be Careful of Rumors'</w:t>
         <w:br/>
-        <w:t>But near the end of the trial, Mr. Mundy surprised the jury, made up of 10 blacks and 2 whites, by acknowledging that his client had ''occasionally'' used drugs. Still, the Mayor continued to deny the specific accusations of drug use at issue in the trial.</w:t>
+        <w:t>Such reticence did not surprise a woman in her 30's who gave her name only as Mary. She was one of several women in at the Black Angus, said to be one of the toughest late-night bars in nearby San Juan.</w:t>
         <w:br/>
-        <w:t>Mr. Barry and his supporters said Government prosecutors went too far when they set up the undercover operation in which one of his former lovers, Rasheeda Moore, invited him to her room here at the Vista Hotel. The hidden video cameras showed Mr. Barry smoking a pipe and the arrest that followed.</w:t>
+        <w:t>''Look, honey, if it has to do with drugs or the cops, I'd know about it,'' Mary said. After a pause, she added: ''You've got to be careful of rumors in this town. A lot of people will give you a dumb story.'' A handful of unsmiling men in gold chains looked on.</w:t>
         <w:br/>
-        <w:t>The grainy black-and-white tape, on which Mr. Barry cursed and mumbled dejectedly to arresting officers that he had been tricked by Ms. Moore, was shown several times during the trial, sometimes with stop-action so that the jury could study it closely.</w:t>
+        <w:t>Alina Bloom, a spokeswoman for the local office of the F.B.I., said she could not comment on the buried treasure of Vega Baja. ''Our investigation is continuing,'' she said.</w:t>
         <w:br/>
-        <w:t>Mr. Barry's defense also contended that the 25 witnesses the Government had called to back up the charges against him were not to be trusted. The defense said most were facing possible drug prosecution themselves and had struck deals with his prosecutors before taking the stand.</w:t>
-        <w:br/>
-        <w:t>The defense called 18 witnesses, many of them put on the stand earlier by the prosecution. Mr. Mundy concentrated on finding contradictions and discrepancies in prosecution testimony but made no all-out attempt to refute each charge.</w:t>
-        <w:br/>
-        <w:t>Each misdemeanor charge against Mr. Barry carried a maximum sentence of up to a year in jail and a fine of up to $100,000. Each felony count carried a maximum sentence of up to five years in jail and a fine of up to $250,000.</w:t>
+        <w:t>And then, like just about everybody else who was interviewed, she lapsed into silence.</w:t>
         <w:br/>
         <w:br/>
         <w:t>Graphic</w:t>
@@ -149,7 +131,7 @@
         <w:br/>
         <w:t xml:space="preserve"> </w:t>
         <w:br/>
-        <w:t>Photos: Mayor Marion S. Barry is hugged by a supporter after the verdict. Judge Thomas Penfield Jackson, who set a hearing for Sept. 17, when prosecutors may request a new trial and Mr. Barry's attorneys may appeal the conviction. Jay B. Stephens, the United States Attorney, would not say whether the Government would seek a new trial against Mayor Marion S. Barry Jr. (Paul Hosefros/The New York Times)(pg12); Mayor Marion S. Barry posed with his lawyer, R. Kenneth Mundy, right, outside the courthouse after the verdicts were read. (Jose R. Lopez/The New York Times)</w:t>
+        <w:t>Map of Puerto Rico showing location of Vega Maja (pg. A20)</w:t>
       </w:r>
     </w:p>
     <w:sectPr>

--- a/example_articles/race_ethnicity/Unspecified/3.race_ethnicity_Unspecified_New_York_Times.docx
+++ b/example_articles/race_ethnicity/Unspecified/3.race_ethnicity_Unspecified_New_York_Times.docx
@@ -7,7 +7,7 @@
         <w:pStyle w:val="Heading1"/>
       </w:pPr>
       <w:r>
-        <w:t>Talk of a Puerto Rico Town: Buried Treasure, No Kidding</w:t>
+        <w:t>In A.T.M. Case, A Splashy Trail Of Big Spending</w:t>
       </w:r>
     </w:p>
     <w:p>
@@ -17,17 +17,17 @@
     </w:p>
     <w:p>
       <w:r>
-        <w:t>Date: 1990-04-18</w:t>
+        <w:t>Date: 2013-05-11</w:t>
       </w:r>
     </w:p>
     <w:p>
       <w:r>
-        <w:t>Section: Section A; Page 1, Column 5; National Desk</w:t>
+        <w:t>Section: Section A; Column 0; Metropolitan Desk; Pg. 1</w:t>
       </w:r>
     </w:p>
     <w:p>
       <w:r>
-        <w:t>Source file: NYT/47.DOCX</w:t>
+        <w:t>Source file: NYT/36.DOCX</w:t>
       </w:r>
     </w:p>
     <w:p>
@@ -49,81 +49,76 @@
     </w:p>
     <w:p>
       <w:r>
-        <w:t>Most of the millions are still missing, sending F.B.I. agents scrambling for leads from villagers who won't admit to knowing very much about the buried treasure of Vega Baja.</w:t>
+        <w:t>Three worked as bus drivers for special-needs children, two worked at Kmart and another delivered pizza for Domino's.</w:t>
         <w:br/>
-        <w:t>But it's the talk of the town in this seaside village, where Federal agents say at least 10 hefty plastic drums stuffed with as much as $20 million in cash were dug up by local residents about three weeks ago, fueling an Easter season spending spree by giddily nouveau riche villagers, who began plunking down bricks of greenbacks to buy houses, cars and adult toys of the consumer age.</w:t>
+        <w:t>A majority had gone to high school together, and for the most part they seemed like just another group of men who did little to stand out in their working-class neighborhood in Yonkers.</w:t>
         <w:br/>
-        <w:t>The conspicuous consumption did not take long to attract attention in a town of narrow streets, thin wallets and prying eyes.</w:t>
+        <w:t>But around Christmas, something changed. They flaunted Rolex watches, drove new luxury cars and took off on trips to Miami, where they went on more shopping sprees.</w:t>
         <w:br/>
-        <w:t xml:space="preserve"> </w:t>
+        <w:t>The eight young men, according to law enforcement officials, had just pulled off the first of two thefts that would ultimately rank among the biggest in New York City history, successful beyond their wildest hopes.</w:t>
         <w:br/>
-        <w:t>'They Just Began Spending'</w:t>
+        <w:t>In all, they are accused of stealing $2.8 million. But, the authorities charge, they were just a small piece of a global ring that executed one of the most far-reaching and best-coordinated crimes of the Internet age, looting $45 million from automated teller machines around the globe, using data stolen from prepaid debit card accounts, all in a matter of hours.</w:t>
         <w:br/>
-        <w:t>''They weren't pros,'' said Lieut. Jose Alvarez of the local Police Department's division of drugs and narcotics, describing those who found and spent part of the buried trove. ''They just began spending and they got caught.''</w:t>
+        <w:t>Despite the sophistication of the crime, the men from Yonkers seemed genuinely awe-struck by their good fortune, according to a law enforcement official involved in the investigation, and their eagerness to flash their profits helped lead to their arrests.</w:t>
         <w:br/>
-        <w:t>But police officials say it seems likely that those who buried the cash under several feet of wet reddish-brown earth were anything but amateurs.</w:t>
+        <w:t>Alberto Yusi Lajud-Peña, who is believed to have been the leader of the crew, fled to Dominican Republic and quickly bought a pickup truck as he started spending what apparently was his share of the take.</w:t>
         <w:br/>
-        <w:t>Lieutenant Alvarez and the United States Attorney for Puerto Rico, Daniel Lopez Romo, said in interviews that they thought the money was hidden by a drug ring that has used Puerto Rico as a shipping point for large parcels of cocaine bound for the United States from South America.</w:t>
+        <w:t>He was killed last month, the victim of a botched robbery devised by his in-laws, according to local law enforcement officials. And the splurges on luxury goods by other members of the crew -- many documented in photographs snapped on their cellphones -- helped build prosecutors' case against them.</w:t>
         <w:br/>
-        <w:t>The police say this strong suspicion has made the residents of Vega Baja even more wary of outsiders than usual, because they fear that the drug baron who buried the money will send gunmen in to teach a lesson to those who pinched hidden millions.</w:t>
+        <w:t>After the scope and details of the crime became public on Thursday with the unsealing of an indictment in Brooklyn, bank managers flooded the authorities with worried calls, and anyone with a bank card tucked in a wallet was left to wonder, in a world where millions of dollars can be moved with a keystroke, how safe savings were.</w:t>
         <w:br/>
-        <w:t xml:space="preserve"> </w:t>
+        <w:t>But most of the New York crew members seemed to be unaware of the dimensions of their crime, said law enforcement officials and people who have spoken to the young men who have been charged.</w:t>
         <w:br/>
-        <w:t>'Afraid of the Dealers'</w:t>
+        <w:t>''They probably couldn't even find the countries where this scheme was created'' on a map, said Patrick Brackley, a lawyer representing Elvis Rafael Rodriguez, one of those indicted.</w:t>
         <w:br/>
-        <w:t>''They are afraid of the dealers,'' said Lieutenant Alvarez.</w:t>
+        <w:t>Mr. Rodriguez, like the others, entered a not-guilty plea. But Mr. Brackley did not dispute that Mr. Rodriguez was one of the people shown in photographs posing proudly with stacks of stolen cash.</w:t>
         <w:br/>
-        <w:t>Mr. Lopez Romo said he would confiscate money that had not been spent if he could prove that it was earned from drug dealing or criminal activity. But he added that so far no charges had been filed against anyone, since ''finding money'' is not a crime. If the ownership of the money cannot be proved, he added, those who dug it up could can apparently claim it but would will have to pay taxes on it.</w:t>
+        <w:t>''That is the class of criminal you are dealing with,'' Mr. Brackley said, noting that whatever the skills required of the global operation, the New York participants were at the ''very, very low, low end.''</w:t>
         <w:br/>
-        <w:t>In a story that seems to grow more bizarre as details emerge, local officials say there appears to be a possibility that the barrels of cash are part of the ill-gained proceeds of a regional drug ring headed by a locally infamous dealer, Sonia Berrios.</w:t>
+        <w:t>Investigators around the world are still working to identify members of the network and to determine how it was organized and how its participants were recruited. In court documents made public, investigators point to e-mail correspondence between Mr. Lajud and an organization in Russia known to be involved in money laundering.</w:t>
         <w:br/>
-        <w:t>According to Mr. Lopez Romo, Ms. Berrios is a fugitive being sought on numerous counts of drug dealing. Some of the top people in her organization lived in the area, he said, but adding ed that it was too early to say whether they buried the cache.</w:t>
+        <w:t>They also cite a trip three of the men made to Bucharest, the Romanian capital, on Jan. 9 -- 19 days after the first $5 million was withdrawn from 4,500 A.T.M.'s. The plane tickets, according to court documents, were bought in cash after American Airlines canceled the original reservation, suspecting a stolen credit card had been used to book the flight.</w:t>
         <w:br/>
-        <w:t>But the United States Attorney said he had no doubt that the money was tainted. ''Hey, money isn't hatched in the earth,'' he said. ''Someone put it there. It's obvious this is dirty money.''</w:t>
+        <w:t>''We believe they were carrying a large amount of money with them,'' according to one of the law enforcement officials, who requested anonymity because of the continuing investigation.</w:t>
         <w:br/>
-        <w:t xml:space="preserve"> </w:t>
+        <w:t>The Secret Service was alerted soon after the A.T.M.'s were drained in December.</w:t>
         <w:br/>
-        <w:t>Bring On the Shovels</w:t>
+        <w:t>The authorities seized bank surveillance video showing withdrawals by ''cashing crews'' in New York and elsewhere, leaving investigators thousands of hours of footage to review.</w:t>
         <w:br/>
-        <w:t>Police officials will not divulge the exact location of the buried cash, but say it was an isolated farm in the hills between Vega Baja, about 25 miles from San Juan, and the neighboring town of Vega Alta.</w:t>
+        <w:t>But after crews in about 24 countries struck again on Feb. 19, stealing $40 million in more than 36,000 A.T.M. transactions, the authorities in New York were able to start matching faces from the two series of thefts, the law enforcement official said.</w:t>
         <w:br/>
-        <w:t>''People have dug about 20 holes looking for it,'' said Officer Luis Perez as he manned the desk in the local police station.</w:t>
+        <w:t>The cashing crews largely targeted machines at big banks, rather than at delis or convenience stores, because they allow larger withdrawals, the official said.</w:t>
         <w:br/>
-        <w:t>Angel Manuel Melendez, a local hardware store owner, said, ''People from around here are looking for it with shovels and tools, but I haven't seen a penny.''</w:t>
+        <w:t>In the December and the February thefts, hackers obtained account information from bank card processing companies, then raised withdrawal limits. Crews then encoded the information on cards with magnetic strips and used them at the A.T.M.'s.</w:t>
         <w:br/>
-        <w:t>Lieutenant Alvarez said the current theory about the origins of the money and how it was found was that members of the drug ring buried the barrels in a carefully constructed cache, with false bottoms and wooden floors to deflect rainwater.</w:t>
+        <w:t>The men arrested as part of the New York crew are Jael Mejia Collado, 23; Joan Luis Minier Lara, 22; Evan Jose Peña, 35; Jose Familia Reyes, 24; Mr. Rodriguez, 24; Emir Yasser Yeje, 24; and Chung Yu-Holguin, 22.</w:t>
         <w:br/>
-        <w:t>He said the gang extracted the money over several months, but added that word got out to a group of at least 10 villagers in the tough working-class neighborhood of La Trocha, a faded district of dented cars and knots of teen-agers and old men who squint at the asphalt with a cigarette in one hand and a sweating can of local Medalla beer in the other.</w:t>
+        <w:t>Only Evan Peña has been in prison before, on a drug conviction. A search of public records did not reveal criminal records for any of the other men.</w:t>
         <w:br/>
-        <w:t>The villagers went to the site one night about three weeks ago and found a barrel still stuffed with more than $1 million in bills of $20 and $100, Lieutenant Alvarez said.</w:t>
+        <w:t>Learning about the case this week, Milton Velez, 49, who has known Mr. Rodriguez since childhood, shook his head in disbelief.</w:t>
         <w:br/>
-        <w:t xml:space="preserve"> </w:t>
+        <w:t>''That guy? Wow. I'm really surprised,'' he said. ''He was always a good kid. I'd drive him and his mom and his little brother to ShopRite, and he'd help me upstairs with the groceries.''</w:t>
         <w:br/>
-        <w:t>Toyotas, Volvos and More</w:t>
+        <w:t>But when the authorities started to round up his friends in early March, Mr. Rodriguez fled to John F. Kennedy International Airport to board a flight to the Dominican Republic. He was arrested at the airport, according to the law enforcement official.</w:t>
         <w:br/>
-        <w:t>Pleased with their luck, the villagers apparently took the money and ran. They began to buy Toyotas and Volvos, pay off years of debts and deposit wads of cash at local banks.</w:t>
+        <w:t>Mr. Lajud, the suspected crew leader, was more successful, arriving in the Dominican Republic around April 11, friends and relatives said. He split time between Santiago, his birth city, and San Francisco de Macorís, the nearby city where his wife lived.</w:t>
         <w:br/>
-        <w:t>But Lieutenant Alvarez said the gang that buried the money probably took out more than $15 million from at least nine other barrels that were found empty at the site by agents of the Federal Bureau of Investigation.</w:t>
+        <w:t>Soon after arriving in the Dominican Republic, he paid $23,000 for a 2006 Toyota pickup truck.</w:t>
         <w:br/>
-        <w:t>Mr. Lopez Romo said: ''The question we're asking is, What is the source of the money and where is the cash?'' Mr. Lopez Romo said. ''The money we have recovered is minimal.''</w:t>
+        <w:t>His wife's cousins, with whom Mr. Lajud and his wife lived after he arrived, realized that he had come into a large amount of money and orchestrated a plan to rob him, local prosecutors said.</w:t>
         <w:br/>
-        <w:t>Two residents acknowledged that F.B.I. agents had combed the streets, but said they knew nothing about any money, buried or otherwise. A man with a brand-new Cadillac in front of a rundown house smiled politely and said: ''I don't know anything. I'm just visiting.'' To further questions, he simply smiled.</w:t>
+        <w:t>''We are continuing to investigate, but we don't have any reason to believe that it was related to the case in the United States,'' Regis Victorio-Reyes, a local district attorney, said.</w:t>
         <w:br/>
-        <w:t>Luis Oliveira, 18 years old, said F.B.I. agents ''had been ''looking high and low'' in the neighborhood. But he said he knew nothing about the missing money, though he added, that if he did he would not broadcast it.</w:t>
+        <w:t>For his part, Mr. Lajud seemed aware that someone might be out to harm him.</w:t>
         <w:br/>
-        <w:t>''Let me tell you,'' he said, '' if I found $2 million, you'd never know about it.''</w:t>
+        <w:t>''He'd go straight from the house to the truck with the pistol in his hand for everyone to see,'' a San Francisco resident said.</w:t>
         <w:br/>
-        <w:t xml:space="preserve"> </w:t>
+        <w:t>On April 27, Mr. Lajud was playing dominoes with his wife's cousins in a single-story concrete home. In the bedroom lay an envelope filled with $100,000, along with an M-16 machine gun, a 9-millimeter Smith &amp; Wesson pistol, a .22-caliber Ruger handgun and boxes of ammunition, the police said.</w:t>
         <w:br/>
-        <w:t>'Be Careful of Rumors'</w:t>
+        <w:t>When two hooded men entered the home, Mr. Lajud drew a .45-caliber Glock pistol but was shot five times, according to Col. Juan Luis Sierra of the National Police. The hooded men and the wife's cousins fled, leaving the cash.</w:t>
         <w:br/>
-        <w:t>Such reticence did not surprise a woman in her 30's who gave her name only as Mary. She was one of several women in at the Black Angus, said to be one of the toughest late-night bars in nearby San Juan.</w:t>
         <w:br/>
-        <w:t>''Look, honey, if it has to do with drugs or the cops, I'd know about it,'' Mary said. After a pause, she added: ''You've got to be careful of rumors in this town. A lot of people will give you a dumb story.'' A handful of unsmiling men in gold chains looked on.</w:t>
-        <w:br/>
-        <w:t>Alina Bloom, a spokeswoman for the local office of the F.B.I., said she could not comment on the buried treasure of Vega Baja. ''Our investigation is continuing,'' she said.</w:t>
-        <w:br/>
-        <w:t>And then, like just about everybody else who was interviewed, she lapsed into silence.</w:t>
+        <w:t>http://www.nytimes.com/2013/05/11/nyregion/atm-robbery-suspects-may-have-caused-own-undoing.html</w:t>
         <w:br/>
         <w:br/>
         <w:t>Graphic</w:t>
@@ -131,7 +126,11 @@
         <w:br/>
         <w:t xml:space="preserve"> </w:t>
         <w:br/>
-        <w:t>Map of Puerto Rico showing location of Vega Maja (pg. A20)</w:t>
+        <w:t>PHOTOS: The All County Bus depot in Yonkers. Three of the theft suspects indicted this week in Brooklyn work as bus drivers there. (PHOTOGRAPH BY MICHAEL APPLETON FOR THE NEW YORK TIMES)</w:t>
+        <w:br/>
+        <w:t>A photo shows about $20,000 sitting on cans of beer following a series of thefts from A.T.M.'s in New York in February. (PHOTOGRAPH BY U.S. ATTORNEY'S OFFICE FOR THE EASTERN DISTRICT OF NEW YORK)</w:t>
+        <w:br/>
+        <w:t xml:space="preserve"> Elvis Rafael Rodriguez is one  of the suspects in the case. (A16)</w:t>
       </w:r>
     </w:p>
     <w:sectPr>
